--- a/Cover_Letters/Shinoy_Talentmark_Automation_Specialist_Pharma_Cover_Letter.docx
+++ b/Cover_Letters/Shinoy_Talentmark_Automation_Specialist_Pharma_Cover_Letter.docx
@@ -14,7 +14,7 @@
     </w:p>
     <w:p>
       <w:r>
-        <w:t>October 23, 2026</w:t>
+        <w:t>October 24, 2026</w:t>
       </w:r>
     </w:p>
     <w:p>
@@ -35,12 +35,7 @@
     </w:p>
     <w:p>
       <w:r>
-        <w:t>While my background is rooted in software quality assurance and automation engineering rather than laboratory pharmaceutical systems, I bring strong hands-on technical programming skills, experience with data integrity validation, and a structured approach to troubleshooting. I have spent years writing code, managing test documentation, and collaborating with cross-functional teams to resolve issues before deployment. I also use tools like Gemini Code Assist to streamline my script generation and testing workflows.</w:t>
-      </w:r>
-    </w:p>
-    <w:p>
-      <w:r>
-        <w:t>I am eager to bring my technical background and problem-solving skills to the team at Talentmark.</w:t>
+        <w:t>Your focus on strengthening data integrity and keeping pharmaceutical QC laboratories compliant caught my attention. While my background is rooted in software automation rather than lab instruments, I bring strong experience in system validation, troubleshooting, and documentation. I have also used tools like Gemini Code Assist to streamline my workflow and improve delivery speed.</w:t>
       </w:r>
     </w:p>
     <w:p>
